--- a/backend/static/builtin_templates/profil_premium.docx
+++ b/backend/static/builtin_templates/profil_premium.docx
@@ -319,11 +319,8 @@
             <w:tcW w:w="2721" w:type="dxa"/>
           </w:tcPr>
           <w:p>
-            <w:pPr>
-              <w:spacing w:after="0"/>
-            </w:pPr>
-            <w:r>
-              <w:t>{{sk.kind|capitalize}}</w:t>
+            <w:r>
+              <w:t>{{sk.kind_label}}</w:t>
             </w:r>
           </w:p>
         </w:tc>
@@ -521,7 +518,7 @@
           </w:tcPr>
           <w:p>
             <w:r>
-              <w:t>{{exp.start_date}} ? {{exp.end_date}}</w:t>
+              <w:t>{{exp.start_date}} - {{exp.end_date}}</w:t>
             </w:r>
           </w:p>
         </w:tc>
@@ -639,7 +636,7 @@
         </w:pBdr>
       </w:pPr>
       <w:r>
-        <w:t>Stack — {{skills_tool|map(attribute='name')|join(', ')}}</w:t>
+        <w:t>Stack - {{exp.skills_tool|map(attribute='name')|join(', ')}}</w:t>
       </w:r>
     </w:p>
     <w:p>
@@ -659,12 +656,7 @@
         <w:spacing w:before="200" w:after="120"/>
       </w:pPr>
       <w:r>
-        <w:rPr>
-          <w:color w:val="1F4D3F"/>
-          <w:sz w:val="26"/>
-          <w:rFonts w:ascii="Helvetica Neue" w:hAnsi="Helvetica Neue" w:cs="Helvetica Neue"/>
-        </w:rPr>
-        <w:t xml:space="preserve">Formation &amp; Langues</w:t>
+        <w:t>Formation, certifications &amp; langues</w:t>
       </w:r>
     </w:p>
     <w:p>
@@ -672,13 +664,102 @@
         <w:spacing w:after="200"/>
       </w:pPr>
       <w:r>
-        <w:rPr>
-          <w:i/>
-          <w:color w:val="6B6B6B"/>
-          <w:sz w:val="19"/>
-          <w:rFonts w:ascii="Helvetica Neue" w:hAnsi="Helvetica Neue" w:cs="Helvetica Neue"/>
-        </w:rPr>
-        <w:t xml:space="preserve">— À renseigner —</w:t>
+        <w:t>{%p if educations or certifications or languages %}</w:t>
+      </w:r>
+    </w:p>
+    <w:p>
+      <w:r>
+        <w:t>{%p if educations %}</w:t>
+      </w:r>
+    </w:p>
+    <w:p>
+      <w:r>
+        <w:t>Formation</w:t>
+      </w:r>
+    </w:p>
+    <w:p>
+      <w:r>
+        <w:t>{%p for edu in educations %}</w:t>
+      </w:r>
+    </w:p>
+    <w:p>
+      <w:r>
+        <w:t>{{edu.degree}} {{edu.field_of_study}} - {{edu.school}}{% if edu.period %} ({{edu.period}}){% endif %}</w:t>
+      </w:r>
+    </w:p>
+    <w:p>
+      <w:r>
+        <w:t>{%p endfor %}</w:t>
+      </w:r>
+    </w:p>
+    <w:p>
+      <w:r>
+        <w:t>{%p endif %}</w:t>
+      </w:r>
+    </w:p>
+    <w:p>
+      <w:r>
+        <w:t>{%p if certifications %}</w:t>
+      </w:r>
+    </w:p>
+    <w:p>
+      <w:r>
+        <w:t>Certifications</w:t>
+      </w:r>
+    </w:p>
+    <w:p>
+      <w:r>
+        <w:t>{%p for cert in certifications %}</w:t>
+      </w:r>
+    </w:p>
+    <w:p>
+      <w:r>
+        <w:t>{{cert.name}} - {{cert.issuer}}{% if cert.issue_date %} ({{cert.issue_date}}){% endif %}</w:t>
+      </w:r>
+    </w:p>
+    <w:p>
+      <w:r>
+        <w:t>{%p endfor %}</w:t>
+      </w:r>
+    </w:p>
+    <w:p>
+      <w:r>
+        <w:t>{%p endif %}</w:t>
+      </w:r>
+    </w:p>
+    <w:p>
+      <w:r>
+        <w:t>{%p if languages %}</w:t>
+      </w:r>
+    </w:p>
+    <w:p>
+      <w:r>
+        <w:t>Langues</w:t>
+      </w:r>
+    </w:p>
+    <w:p>
+      <w:r>
+        <w:t>{%p for lang in languages %}</w:t>
+      </w:r>
+    </w:p>
+    <w:p>
+      <w:r>
+        <w:t>{{lang.name}} - {{lang.level}} {{lang.level_label}}</w:t>
+      </w:r>
+    </w:p>
+    <w:p>
+      <w:r>
+        <w:t>{%p endfor %}</w:t>
+      </w:r>
+    </w:p>
+    <w:p>
+      <w:r>
+        <w:t>{%p endif %}</w:t>
+      </w:r>
+    </w:p>
+    <w:p>
+      <w:r>
+        <w:t>{%p endif %}</w:t>
       </w:r>
     </w:p>
     <w:p>
@@ -698,21 +779,7 @@
         <w:spacing w:after="0"/>
       </w:pPr>
       <w:r>
-        <w:rPr>
-          <w:b/>
-          <w:color w:val="1F4D3F"/>
-          <w:sz w:val="21"/>
-          <w:rFonts w:ascii="Helvetica Neue" w:hAnsi="Helvetica Neue" w:cs="Helvetica Neue"/>
-        </w:rPr>
-        <w:t xml:space="preserve">Disponible : </w:t>
-      </w:r>
-      <w:r>
-        <w:rPr>
-          <w:color w:val="1A1A1A"/>
-          <w:sz w:val="21"/>
-          <w:rFonts w:ascii="Helvetica Neue" w:hAnsi="Helvetica Neue" w:cs="Helvetica Neue"/>
-        </w:rPr>
-        <w:t xml:space="preserve">{{availability_status|replace('_', ' ')|capitalize}}</w:t>
+        <w:t>Disponible : {{availability_label}}</w:t>
       </w:r>
     </w:p>
     <w:p>

--- a/backend/static/builtin_templates/profil_premium.docx
+++ b/backend/static/builtin_templates/profil_premium.docx
@@ -65,7 +65,7 @@
           <w:sz w:val="18"/>
           <w:rFonts w:ascii="Helvetica Neue" w:hAnsi="Helvetica Neue" w:cs="Helvetica Neue"/>
         </w:rPr>
-        <w:t xml:space="preserve">   ·   {{years_of_experience}} ans d’expérience</w:t>
+        <w:t xml:space="preserve">{% if years_of_experience %}   ·   {{years_of_experience}} ans d’expérience{% endif %}</w:t>
       </w:r>
     </w:p>
     <w:p>
@@ -481,27 +481,6 @@
       <w:tr>
         <w:tc>
           <w:tcPr>
-            <w:tcW w:w="5896" w:type="dxa"/>
-          </w:tcPr>
-          <w:p>
-            <w:r>
-              <w:t>{%tr for exp in experiences %}</w:t>
-            </w:r>
-          </w:p>
-        </w:tc>
-        <w:tc>
-          <w:tcPr>
-            <w:tcW w:w="3176" w:type="dxa"/>
-            <w:vAlign w:val="top"/>
-          </w:tcPr>
-          <w:p>
-            <w:r/>
-          </w:p>
-        </w:tc>
-      </w:tr>
-      <w:tr>
-        <w:tc>
-          <w:tcPr>
             <w:tcW w:type="dxa" w:w="5896"/>
           </w:tcPr>
           <w:p>
@@ -520,26 +499,6 @@
             <w:r>
               <w:t>{{exp.start_date}} - {{exp.end_date}}</w:t>
             </w:r>
-          </w:p>
-        </w:tc>
-      </w:tr>
-      <w:tr>
-        <w:tc>
-          <w:tcPr>
-            <w:tcW w:type="dxa" w:w="5896"/>
-          </w:tcPr>
-          <w:p>
-            <w:r>
-              <w:t>{%tr endfor %}</w:t>
-            </w:r>
-          </w:p>
-        </w:tc>
-        <w:tc>
-          <w:tcPr>
-            <w:tcW w:type="dxa" w:w="3176"/>
-          </w:tcPr>
-          <w:p>
-            <w:r/>
           </w:p>
         </w:tc>
       </w:tr>
@@ -652,28 +611,20 @@
       </w:r>
     </w:p>
     <w:p>
+      <w:r>
+        <w:t>{%p if educations %}</w:t>
+      </w:r>
+    </w:p>
+    <w:p>
       <w:pPr>
         <w:spacing w:before="200" w:after="120"/>
       </w:pPr>
       <w:r>
-        <w:t>Formation, certifications &amp; langues</w:t>
-      </w:r>
-    </w:p>
-    <w:p>
-      <w:pPr>
-        <w:spacing w:after="200"/>
-      </w:pPr>
-      <w:r>
-        <w:t>{%p if educations or certifications or languages %}</w:t>
-      </w:r>
-    </w:p>
-    <w:p>
-      <w:r>
-        <w:t>{%p if educations %}</w:t>
-      </w:r>
-    </w:p>
-    <w:p>
-      <w:r>
+        <w:rPr>
+          <w:color w:val="1F4D3F"/>
+          <w:sz w:val="26"/>
+          <w:rFonts w:ascii="Helvetica Neue" w:hAnsi="Helvetica Neue" w:cs="Helvetica Neue"/>
+        </w:rPr>
         <w:t>Formation</w:t>
       </w:r>
     </w:p>
@@ -703,7 +654,15 @@
       </w:r>
     </w:p>
     <w:p>
-      <w:r>
+      <w:pPr>
+        <w:spacing w:before="200" w:after="120"/>
+      </w:pPr>
+      <w:r>
+        <w:rPr>
+          <w:color w:val="1F4D3F"/>
+          <w:sz w:val="26"/>
+          <w:rFonts w:ascii="Helvetica Neue" w:hAnsi="Helvetica Neue" w:cs="Helvetica Neue"/>
+        </w:rPr>
         <w:t>Certifications</w:t>
       </w:r>
     </w:p>
@@ -733,7 +692,15 @@
       </w:r>
     </w:p>
     <w:p>
-      <w:r>
+      <w:pPr>
+        <w:spacing w:before="200" w:after="120"/>
+      </w:pPr>
+      <w:r>
+        <w:rPr>
+          <w:color w:val="1F4D3F"/>
+          <w:sz w:val="26"/>
+          <w:rFonts w:ascii="Helvetica Neue" w:hAnsi="Helvetica Neue" w:cs="Helvetica Neue"/>
+        </w:rPr>
         <w:t>Langues</w:t>
       </w:r>
     </w:p>
@@ -750,11 +717,6 @@
     <w:p>
       <w:r>
         <w:t>{%p endfor %}</w:t>
-      </w:r>
-    </w:p>
-    <w:p>
-      <w:r>
-        <w:t>{%p endif %}</w:t>
       </w:r>
     </w:p>
     <w:p>
